--- a/skills/job-fit-assistant/assets/resume-templates/one-page-compact.docx
+++ b/skills/job-fit-assistant/assets/resume-templates/one-page-compact.docx
@@ -21,7 +21,7 @@
     <w:p>
       <w:pPr>
         <w:tabs>
-          <w:tab w:pos="10318" w:val="right"/>
+          <w:tab w:pos="11112" w:val="right"/>
         </w:tabs>
         <w:spacing w:before="0" w:after="0" w:line="680" w:lineRule="exact"/>
         <w:ind w:left="-794" w:right="-794" w:firstLine="794"/>
@@ -44,13 +44,13 @@
           <w:sz w:val="15"/>
         </w:rPr>
         <w:tab/>
-        <w:t>杭州  ·  138 0000 0000</w:t>
+        <w:t>杭州  ·  lin.yiran@example.com</w:t>
       </w:r>
     </w:p>
     <w:p>
       <w:pPr>
         <w:tabs>
-          <w:tab w:pos="10318" w:val="right"/>
+          <w:tab w:pos="11112" w:val="right"/>
         </w:tabs>
         <w:spacing w:before="0" w:after="0" w:line="360" w:lineRule="exact"/>
         <w:ind w:left="-794" w:right="-794" w:firstLine="794"/>
@@ -73,7 +73,7 @@
           <w:sz w:val="15"/>
         </w:rPr>
         <w:tab/>
-        <w:t>lin.yiran@example.com</w:t>
+        <w:t>138 0000 0000</w:t>
       </w:r>
     </w:p>
     <w:p>
@@ -94,6 +94,7 @@
     </w:p>
     <w:p>
       <w:pPr>
+        <w:keepNext w:val="0"/>
         <w:spacing w:before="0" w:after="50" w:line="240" w:lineRule="auto"/>
       </w:pPr>
     </w:p>
@@ -118,7 +119,7 @@
     <w:p>
       <w:pPr>
         <w:keepNext w:val="0"/>
-        <w:spacing w:before="0" w:after="40" w:line="283" w:lineRule="auto"/>
+        <w:spacing w:before="0" w:after="50" w:line="283" w:lineRule="auto"/>
       </w:pPr>
       <w:r>
         <w:rPr>
@@ -151,16 +152,8 @@
     <w:p>
       <w:pPr>
         <w:keepNext w:val="0"/>
-        <w:spacing w:before="0" w:after="30" w:line="259" w:lineRule="auto"/>
+        <w:spacing w:before="0" w:after="24" w:line="259" w:lineRule="auto"/>
       </w:pPr>
-      <w:r>
-        <w:rPr>
-          <w:rFonts w:ascii="Arial" w:hAnsi="Arial" w:eastAsia="Microsoft YaHei"/>
-          <w:b w:val="0"/>
-          <w:color w:val="20242A"/>
-          <w:sz w:val="18"/>
-        </w:rPr>
-      </w:r>
       <w:r>
         <w:rPr>
           <w:rFonts w:ascii="Arial" w:hAnsi="Arial" w:eastAsia="Microsoft YaHei"/>
@@ -183,16 +176,8 @@
     <w:p>
       <w:pPr>
         <w:keepNext w:val="0"/>
-        <w:spacing w:before="0" w:after="30" w:line="259" w:lineRule="auto"/>
+        <w:spacing w:before="0" w:after="24" w:line="259" w:lineRule="auto"/>
       </w:pPr>
-      <w:r>
-        <w:rPr>
-          <w:rFonts w:ascii="Arial" w:hAnsi="Arial" w:eastAsia="Microsoft YaHei"/>
-          <w:b w:val="0"/>
-          <w:color w:val="20242A"/>
-          <w:sz w:val="18"/>
-        </w:rPr>
-      </w:r>
       <w:r>
         <w:rPr>
           <w:rFonts w:ascii="Arial" w:hAnsi="Arial" w:eastAsia="Microsoft YaHei"/>
@@ -215,16 +200,8 @@
     <w:p>
       <w:pPr>
         <w:keepNext w:val="0"/>
-        <w:spacing w:before="0" w:after="30" w:line="259" w:lineRule="auto"/>
+        <w:spacing w:before="0" w:after="24" w:line="259" w:lineRule="auto"/>
       </w:pPr>
-      <w:r>
-        <w:rPr>
-          <w:rFonts w:ascii="Arial" w:hAnsi="Arial" w:eastAsia="Microsoft YaHei"/>
-          <w:b w:val="0"/>
-          <w:color w:val="20242A"/>
-          <w:sz w:val="18"/>
-        </w:rPr>
-      </w:r>
       <w:r>
         <w:rPr>
           <w:rFonts w:ascii="Arial" w:hAnsi="Arial" w:eastAsia="Microsoft YaHei"/>
@@ -266,9 +243,9 @@
       <w:pPr>
         <w:keepNext/>
         <w:tabs>
-          <w:tab w:pos="9184" w:val="right"/>
+          <w:tab w:pos="10318" w:val="right"/>
         </w:tabs>
-        <w:spacing w:before="24" w:after="4" w:line="240" w:lineRule="auto"/>
+        <w:spacing w:before="50" w:after="4" w:line="240" w:lineRule="auto"/>
       </w:pPr>
       <w:r>
         <w:rPr>
@@ -301,8 +278,9 @@
     </w:p>
     <w:p>
       <w:pPr>
+        <w:keepNext w:val="0"/>
         <w:spacing w:before="0" w:after="36" w:line="264" w:lineRule="auto"/>
-        <w:ind w:left="193" w:hanging="204"/>
+        <w:ind w:left="255" w:hanging="204"/>
       </w:pPr>
       <w:r>
         <w:rPr>
@@ -325,8 +303,9 @@
     </w:p>
     <w:p>
       <w:pPr>
+        <w:keepNext w:val="0"/>
         <w:spacing w:before="0" w:after="36" w:line="264" w:lineRule="auto"/>
-        <w:ind w:left="193" w:hanging="204"/>
+        <w:ind w:left="255" w:hanging="204"/>
       </w:pPr>
       <w:r>
         <w:rPr>
@@ -349,8 +328,9 @@
     </w:p>
     <w:p>
       <w:pPr>
+        <w:keepNext w:val="0"/>
         <w:spacing w:before="0" w:after="36" w:line="264" w:lineRule="auto"/>
-        <w:ind w:left="193" w:hanging="204"/>
+        <w:ind w:left="255" w:hanging="204"/>
       </w:pPr>
       <w:r>
         <w:rPr>
@@ -375,9 +355,9 @@
       <w:pPr>
         <w:keepNext/>
         <w:tabs>
-          <w:tab w:pos="9184" w:val="right"/>
+          <w:tab w:pos="10318" w:val="right"/>
         </w:tabs>
-        <w:spacing w:before="24" w:after="4" w:line="240" w:lineRule="auto"/>
+        <w:spacing w:before="50" w:after="4" w:line="240" w:lineRule="auto"/>
       </w:pPr>
       <w:r>
         <w:rPr>
@@ -410,8 +390,9 @@
     </w:p>
     <w:p>
       <w:pPr>
+        <w:keepNext w:val="0"/>
         <w:spacing w:before="0" w:after="36" w:line="264" w:lineRule="auto"/>
-        <w:ind w:left="193" w:hanging="204"/>
+        <w:ind w:left="255" w:hanging="204"/>
       </w:pPr>
       <w:r>
         <w:rPr>
@@ -434,8 +415,9 @@
     </w:p>
     <w:p>
       <w:pPr>
+        <w:keepNext w:val="0"/>
         <w:spacing w:before="0" w:after="36" w:line="264" w:lineRule="auto"/>
-        <w:ind w:left="193" w:hanging="204"/>
+        <w:ind w:left="255" w:hanging="204"/>
       </w:pPr>
       <w:r>
         <w:rPr>
@@ -478,9 +460,9 @@
       <w:pPr>
         <w:keepNext/>
         <w:tabs>
-          <w:tab w:pos="9184" w:val="right"/>
+          <w:tab w:pos="10318" w:val="right"/>
         </w:tabs>
-        <w:spacing w:before="24" w:after="4" w:line="240" w:lineRule="auto"/>
+        <w:spacing w:before="50" w:after="4" w:line="240" w:lineRule="auto"/>
       </w:pPr>
       <w:r>
         <w:rPr>
@@ -513,8 +495,9 @@
     </w:p>
     <w:p>
       <w:pPr>
-        <w:spacing w:before="0" w:after="34" w:line="264" w:lineRule="auto"/>
-        <w:ind w:left="193" w:hanging="204"/>
+        <w:keepNext w:val="0"/>
+        <w:spacing w:before="0" w:after="36" w:line="264" w:lineRule="auto"/>
+        <w:ind w:left="255" w:hanging="204"/>
       </w:pPr>
       <w:r>
         <w:rPr>
@@ -537,8 +520,9 @@
     </w:p>
     <w:p>
       <w:pPr>
-        <w:spacing w:before="0" w:after="34" w:line="264" w:lineRule="auto"/>
-        <w:ind w:left="193" w:hanging="204"/>
+        <w:keepNext w:val="0"/>
+        <w:spacing w:before="0" w:after="36" w:line="264" w:lineRule="auto"/>
+        <w:ind w:left="255" w:hanging="204"/>
       </w:pPr>
       <w:r>
         <w:rPr>
@@ -581,9 +565,9 @@
       <w:pPr>
         <w:keepNext/>
         <w:tabs>
-          <w:tab w:pos="9184" w:val="right"/>
+          <w:tab w:pos="10318" w:val="right"/>
         </w:tabs>
-        <w:spacing w:before="24" w:after="4" w:line="240" w:lineRule="auto"/>
+        <w:spacing w:before="50" w:after="4" w:line="240" w:lineRule="auto"/>
       </w:pPr>
       <w:r>
         <w:rPr>
@@ -989,7 +973,7 @@
     <w:rsid w:val="00FC693F"/>
     <w:rPr>
       <w:rFonts w:ascii="Arial" w:hAnsi="Arial" w:eastAsia="Microsoft YaHei"/>
-      <w:sz w:val="20"/>
+      <w:sz w:val="18"/>
     </w:rPr>
   </w:style>
   <w:style w:type="paragraph" w:styleId="Header">
